--- a/MERN Phase Wise/Phase Wise Templets/Project Design Phase/Solution Architecture/Solution Architecture.docx
+++ b/MERN Phase Wise/Phase Wise Templets/Project Design Phase/Solution Architecture/Solution Architecture.docx
@@ -85,7 +85,7 @@
           </w:tcPr>
           <w:p>
             <w:r>
-              <w:t>15 February 2025</w:t>
+              <w:t>14 July 2026</w:t>
             </w:r>
           </w:p>
         </w:tc>
@@ -105,7 +105,9 @@
           <w:tcPr>
             <w:tcW w:w="4508" w:type="dxa"/>
           </w:tcPr>
-          <w:p/>
+          <w:p>
+            <w:r/>
+          </w:p>
         </w:tc>
       </w:tr>
       <w:tr>
@@ -123,7 +125,11 @@
           <w:tcPr>
             <w:tcW w:w="4508" w:type="dxa"/>
           </w:tcPr>
-          <w:p/>
+          <w:p>
+            <w:r>
+              <w:t>Nutrition Assistant</w:t>
+            </w:r>
+          </w:p>
         </w:tc>
       </w:tr>
       <w:tr>
@@ -468,6 +474,59 @@
           <w:b/>
         </w:rPr>
       </w:pPr>
+    </w:p>
+    <w:p>
+      <w:pPr>
+        <w:pStyle w:val="Heading2"/>
+      </w:pPr>
+      <w:r>
+        <w:t>Solution Architecture - Nutrition Assistant</w:t>
+      </w:r>
+    </w:p>
+    <w:p>
+      <w:r>
+        <w:t>Architecture Flow:</w:t>
+        <w:br/>
+        <w:t>User → React Frontend → Firebase Authentication → Express.js Backend (JWT) → MongoDB Database</w:t>
+        <w:br/>
+        <w:t>Backend also integrates with USDA FoodData Central API for nutrition data. Dashboard visualizations are generated using Chart.js.</w:t>
+      </w:r>
+    </w:p>
+    <w:p>
+      <w:r>
+        <w:drawing>
+          <wp:inline xmlns:a="http://schemas.openxmlformats.org/drawingml/2006/main" xmlns:pic="http://schemas.openxmlformats.org/drawingml/2006/picture">
+            <wp:extent cx="5943600" cy="1186382"/>
+            <wp:docPr id="4" name="Picture 4"/>
+            <wp:cNvGraphicFramePr>
+              <a:graphicFrameLocks noChangeAspect="1"/>
+            </wp:cNvGraphicFramePr>
+            <a:graphic>
+              <a:graphicData uri="http://schemas.openxmlformats.org/drawingml/2006/picture">
+                <pic:pic>
+                  <pic:nvPicPr>
+                    <pic:cNvPr id="0" name="solution_architecture.png"/>
+                    <pic:cNvPicPr/>
+                  </pic:nvPicPr>
+                  <pic:blipFill>
+                    <a:blip r:embed="rId10"/>
+                    <a:stretch>
+                      <a:fillRect/>
+                    </a:stretch>
+                  </pic:blipFill>
+                  <pic:spPr>
+                    <a:xfrm>
+                      <a:off x="0" y="0"/>
+                      <a:ext cx="5943600" cy="1186382"/>
+                    </a:xfrm>
+                    <a:prstGeom prst="rect"/>
+                  </pic:spPr>
+                </pic:pic>
+              </a:graphicData>
+            </a:graphic>
+          </wp:inline>
+        </w:drawing>
+      </w:r>
     </w:p>
     <w:sectPr>
       <w:pgSz w:w="11906" w:h="16838"/>
